--- a/generateur/tests/fixtures/facture_garanties_test.docx
+++ b/generateur/tests/fixtures/facture_garanties_test.docx
@@ -298,6 +298,21 @@
     <w:p>
       <w:r>
         <w:t>Virement : {{ r.banque }}, compte {{ r.numero }}</w:t>
+      </w:r>
+    </w:p>
+    <w:p>
+      <w:r>
+        <w:t>{%p endfor %}</w:t>
+      </w:r>
+    </w:p>
+    <w:p>
+      <w:r>
+        <w:t>{%p for m in societe.mobile_money %}</w:t>
+      </w:r>
+    </w:p>
+    <w:p>
+      <w:r>
+        <w:t>Mobile Money : {{ m.operateur }}, numéro marchand {{ m.numero_marchand }}</w:t>
       </w:r>
     </w:p>
     <w:p>
